--- a/WES/Work Experience Sheet.docx
+++ b/WES/Work Experience Sheet.docx
@@ -811,16 +811,6 @@
                 <w:szCs w:val="24"/>
               </w:rPr>
             </w:pPr>
-            <w:r>
-              <w:rPr>
-                <w:rFonts w:ascii="Arial Narrow" w:eastAsia="Times New Roman" w:hAnsi="Arial Narrow" w:cs="Arial"/>
-                <w:b/>
-                <w:bCs/>
-                <w:sz w:val="20"/>
-                <w:szCs w:val="20"/>
-              </w:rPr>
-              <w:t> </w:t>
-            </w:r>
             <w:r>
               <w:rPr>
                 <w:rFonts w:ascii="Arial" w:hAnsi="Arial" w:cs="Arial"/>
@@ -2604,12 +2594,13 @@
 </file>
 
 <file path=customXml/item1.xml><?xml version="1.0" encoding="utf-8"?>
-<?mso-contentType ?>
-<FormTemplates xmlns="http://schemas.microsoft.com/sharepoint/v3/contenttype/forms">
-  <Display>DocumentLibraryForm</Display>
-  <Edit>DocumentLibraryForm</Edit>
-  <New>DocumentLibraryForm</New>
-</FormTemplates>
+<p:properties xmlns:p="http://schemas.microsoft.com/office/2006/metadata/properties" xmlns:xsi="http://www.w3.org/2001/XMLSchema-instance" xmlns:pc="http://schemas.microsoft.com/office/infopath/2007/PartnerControls">
+  <documentManagement>
+    <lcf76f155ced4ddcb4097134ff3c332f xmlns="61535973-5223-4bf4-bdcc-6c7df9166676">
+      <Terms xmlns="http://schemas.microsoft.com/office/infopath/2007/PartnerControls"/>
+    </lcf76f155ced4ddcb4097134ff3c332f>
+  </documentManagement>
+</p:properties>
 </file>
 
 <file path=customXml/item2.xml><?xml version="1.0" encoding="utf-8"?>
@@ -2844,19 +2835,20 @@
 </file>
 
 <file path=customXml/item3.xml><?xml version="1.0" encoding="utf-8"?>
-<p:properties xmlns:p="http://schemas.microsoft.com/office/2006/metadata/properties" xmlns:xsi="http://www.w3.org/2001/XMLSchema-instance" xmlns:pc="http://schemas.microsoft.com/office/infopath/2007/PartnerControls">
-  <documentManagement>
-    <lcf76f155ced4ddcb4097134ff3c332f xmlns="61535973-5223-4bf4-bdcc-6c7df9166676">
-      <Terms xmlns="http://schemas.microsoft.com/office/infopath/2007/PartnerControls"/>
-    </lcf76f155ced4ddcb4097134ff3c332f>
-  </documentManagement>
-</p:properties>
+<?mso-contentType ?>
+<FormTemplates xmlns="http://schemas.microsoft.com/sharepoint/v3/contenttype/forms">
+  <Display>DocumentLibraryForm</Display>
+  <Edit>DocumentLibraryForm</Edit>
+  <New>DocumentLibraryForm</New>
+</FormTemplates>
 </file>
 
 <file path=customXml/itemProps1.xml><?xml version="1.0" encoding="utf-8"?>
-<ds:datastoreItem xmlns:ds="http://schemas.openxmlformats.org/officeDocument/2006/customXml" ds:itemID="{DB631A9A-4C02-401B-9E29-C89FB86AD387}">
+<ds:datastoreItem xmlns:ds="http://schemas.openxmlformats.org/officeDocument/2006/customXml" ds:itemID="{AB8EE128-D4BD-4B67-9D8C-A6BC609057C9}">
   <ds:schemaRefs>
-    <ds:schemaRef ds:uri="http://schemas.microsoft.com/sharepoint/v3/contenttype/forms"/>
+    <ds:schemaRef ds:uri="http://schemas.microsoft.com/office/2006/metadata/properties"/>
+    <ds:schemaRef ds:uri="http://schemas.microsoft.com/office/infopath/2007/PartnerControls"/>
+    <ds:schemaRef ds:uri="61535973-5223-4bf4-bdcc-6c7df9166676"/>
   </ds:schemaRefs>
 </ds:datastoreItem>
 </file>
@@ -2881,11 +2873,9 @@
 </file>
 
 <file path=customXml/itemProps3.xml><?xml version="1.0" encoding="utf-8"?>
-<ds:datastoreItem xmlns:ds="http://schemas.openxmlformats.org/officeDocument/2006/customXml" ds:itemID="{AB8EE128-D4BD-4B67-9D8C-A6BC609057C9}">
+<ds:datastoreItem xmlns:ds="http://schemas.openxmlformats.org/officeDocument/2006/customXml" ds:itemID="{DB631A9A-4C02-401B-9E29-C89FB86AD387}">
   <ds:schemaRefs>
-    <ds:schemaRef ds:uri="http://schemas.microsoft.com/office/2006/metadata/properties"/>
-    <ds:schemaRef ds:uri="http://schemas.microsoft.com/office/infopath/2007/PartnerControls"/>
-    <ds:schemaRef ds:uri="61535973-5223-4bf4-bdcc-6c7df9166676"/>
+    <ds:schemaRef ds:uri="http://schemas.microsoft.com/sharepoint/v3/contenttype/forms"/>
   </ds:schemaRefs>
 </ds:datastoreItem>
 </file>